--- a/research/manuscripts/surface-targets/emc-tissue-rna-prioritization-cover-letter.docx
+++ b/research/manuscripts/surface-targets/emc-tissue-rna-prioritization-cover-letter.docx
@@ -22,7 +22,7 @@
     </w:p>
     <w:p>
       <w:r>
-        <w:t>This secondary analysis characterizes a fixed 11-gene panel using publicly released tissue RNA measurements. Nine primary EMC specimens provide marginal contrasts; only four unique EMC patients contribute to the three sequencing-year-matched comparisons. Original GSE24369 arrays provide a separate same-histology comparison. CSPG4 alone meets the frozen allocation rule, while removing sequencing-year 2019 reverses the matched composite and comparison with DFSP is nonpositive. The contribution is a reproducible account of comparator-dependent molecular evidence and a specific question for tissue localization, without a claim of validated protein expression or clinical utility.</w:t>
+        <w:t>This secondary analysis characterizes a fixed 11-gene panel using publicly released tissue RNA measurements. Nine primary EMC specimens provide marginal contrasts; only four unique EMC patients contribute to the three sequencing-year-matched comparisons. Original GSE24369 arrays provide a separate same-histology comparison. CSPG4 alone meets the frozen allocation rule, while removing sequencing-year 2019 reverses the matched composite and comparison with dermatofibrosarcoma protuberans (DFSP) is nonpositive. The contribution is a reproducible account of comparator-dependent molecular evidence and a specific question for tissue localization, without a claim of validated protein expression or clinical utility.</w:t>
       </w:r>
     </w:p>
     <w:p>
